--- a/BTech/Software_Development_with_Python updated.docx
+++ b/BTech/Software_Development_with_Python updated.docx
@@ -315,8 +315,6 @@
             </w:r>
           </w:p>
         </w:tc>
-        <w:bookmarkStart w:id="0" w:name="_GoBack"/>
-        <w:bookmarkEnd w:id="0"/>
       </w:tr>
       <w:tr>
         <w:trPr>
@@ -640,16 +638,14 @@
                 <w:szCs w:val="28"/>
               </w:rPr>
             </w:pPr>
-          </w:p>
-          <w:p>
-            <w:pPr>
-              <w:spacing w:line="360" w:lineRule="auto"/>
+            <w:r>
               <w:rPr>
                 <w:rFonts w:ascii="Tahoma" w:eastAsia="Tahoma" w:hAnsi="Tahoma" w:cs="Tahoma"/>
                 <w:sz w:val="28"/>
                 <w:szCs w:val="28"/>
               </w:rPr>
-            </w:pPr>
+              <w:t>ID1104</w:t>
+            </w:r>
           </w:p>
           <w:p>
             <w:pPr>
@@ -660,6 +656,52 @@
                 <w:szCs w:val="28"/>
               </w:rPr>
             </w:pPr>
+            <w:proofErr w:type="spellStart"/>
+            <w:r>
+              <w:rPr>
+                <w:rFonts w:ascii="Tahoma" w:eastAsia="Tahoma" w:hAnsi="Tahoma" w:cs="Tahoma"/>
+                <w:sz w:val="28"/>
+                <w:szCs w:val="28"/>
+              </w:rPr>
+              <w:t>Dr.</w:t>
+            </w:r>
+            <w:proofErr w:type="spellEnd"/>
+            <w:r>
+              <w:rPr>
+                <w:rFonts w:ascii="Tahoma" w:eastAsia="Tahoma" w:hAnsi="Tahoma" w:cs="Tahoma"/>
+                <w:sz w:val="28"/>
+                <w:szCs w:val="28"/>
+              </w:rPr>
+              <w:t xml:space="preserve"> Pankaj </w:t>
+            </w:r>
+            <w:proofErr w:type="spellStart"/>
+            <w:r>
+              <w:rPr>
+                <w:rFonts w:ascii="Tahoma" w:eastAsia="Tahoma" w:hAnsi="Tahoma" w:cs="Tahoma"/>
+                <w:sz w:val="28"/>
+                <w:szCs w:val="28"/>
+              </w:rPr>
+              <w:t>Jadwal</w:t>
+            </w:r>
+            <w:proofErr w:type="spellEnd"/>
+          </w:p>
+          <w:p>
+            <w:pPr>
+              <w:spacing w:line="360" w:lineRule="auto"/>
+              <w:rPr>
+                <w:rFonts w:ascii="Tahoma" w:eastAsia="Tahoma" w:hAnsi="Tahoma" w:cs="Tahoma"/>
+                <w:sz w:val="28"/>
+                <w:szCs w:val="28"/>
+              </w:rPr>
+            </w:pPr>
+            <w:r>
+              <w:rPr>
+                <w:rFonts w:ascii="Tahoma" w:eastAsia="Tahoma" w:hAnsi="Tahoma" w:cs="Tahoma"/>
+                <w:sz w:val="28"/>
+                <w:szCs w:val="28"/>
+              </w:rPr>
+              <w:t>FCIS</w:t>
+            </w:r>
           </w:p>
           <w:p>
             <w:pPr>
@@ -1125,8 +1167,8 @@
                 <w:szCs w:val="22"/>
               </w:rPr>
             </w:pPr>
-            <w:bookmarkStart w:id="1" w:name="_heading=h.46jo4uk485bi" w:colFirst="0" w:colLast="0"/>
-            <w:bookmarkEnd w:id="1"/>
+            <w:bookmarkStart w:id="0" w:name="_heading=h.46jo4uk485bi" w:colFirst="0" w:colLast="0"/>
+            <w:bookmarkEnd w:id="0"/>
           </w:p>
         </w:tc>
       </w:tr>
@@ -1377,19 +1419,126 @@
           <w:p>
             <w:pPr>
               <w:rPr>
-                <w:rFonts w:ascii="Tahoma" w:eastAsia="Tahoma" w:hAnsi="Tahoma" w:cs="Tahoma"/>
-                <w:sz w:val="22"/>
-                <w:szCs w:val="22"/>
-              </w:rPr>
-            </w:pPr>
-            <w:r>
-              <w:rPr>
-                <w:rFonts w:ascii="Tahoma" w:eastAsia="Tahoma" w:hAnsi="Tahoma" w:cs="Tahoma"/>
-                <w:sz w:val="22"/>
-                <w:szCs w:val="22"/>
-              </w:rPr>
-              <w:t>PEP 8 - Style Guide for Python Code</w:t>
-            </w:r>
+                <w:rFonts w:ascii="Arial" w:hAnsi="Arial" w:cs="Arial"/>
+                <w:color w:val="000000"/>
+                <w:sz w:val="22"/>
+                <w:szCs w:val="22"/>
+              </w:rPr>
+            </w:pPr>
+            <w:r>
+              <w:rPr>
+                <w:rFonts w:ascii="Arial" w:hAnsi="Arial" w:cs="Arial"/>
+                <w:color w:val="000000"/>
+                <w:sz w:val="22"/>
+                <w:szCs w:val="22"/>
+              </w:rPr>
+              <w:t>PEP 8 – Style Guide for Python Code (naming, formatting, readability)</w:t>
+            </w:r>
+            <w:r>
+              <w:rPr>
+                <w:rFonts w:ascii="Arial" w:hAnsi="Arial" w:cs="Arial"/>
+                <w:color w:val="000000"/>
+                <w:sz w:val="22"/>
+                <w:szCs w:val="22"/>
+              </w:rPr>
+              <w:br/>
+            </w:r>
+            <w:r>
+              <w:rPr>
+                <w:rFonts w:ascii="Arial" w:hAnsi="Arial" w:cs="Arial"/>
+                <w:color w:val="000000"/>
+                <w:sz w:val="22"/>
+                <w:szCs w:val="22"/>
+              </w:rPr>
+              <w:br/>
+              <w:t xml:space="preserve">PEP 257 – </w:t>
+            </w:r>
+            <w:proofErr w:type="spellStart"/>
+            <w:r>
+              <w:rPr>
+                <w:rFonts w:ascii="Arial" w:hAnsi="Arial" w:cs="Arial"/>
+                <w:color w:val="000000"/>
+                <w:sz w:val="22"/>
+                <w:szCs w:val="22"/>
+              </w:rPr>
+              <w:t>Docstring</w:t>
+            </w:r>
+            <w:proofErr w:type="spellEnd"/>
+            <w:r>
+              <w:rPr>
+                <w:rFonts w:ascii="Arial" w:hAnsi="Arial" w:cs="Arial"/>
+                <w:color w:val="000000"/>
+                <w:sz w:val="22"/>
+                <w:szCs w:val="22"/>
+              </w:rPr>
+              <w:t xml:space="preserve"> Conventions (documentation standards for functions/modules)</w:t>
+            </w:r>
+            <w:r>
+              <w:rPr>
+                <w:rFonts w:ascii="Arial" w:hAnsi="Arial" w:cs="Arial"/>
+                <w:color w:val="000000"/>
+                <w:sz w:val="22"/>
+                <w:szCs w:val="22"/>
+              </w:rPr>
+              <w:br/>
+            </w:r>
+            <w:r>
+              <w:rPr>
+                <w:rFonts w:ascii="Arial" w:hAnsi="Arial" w:cs="Arial"/>
+                <w:color w:val="000000"/>
+                <w:sz w:val="22"/>
+                <w:szCs w:val="22"/>
+              </w:rPr>
+              <w:br/>
+              <w:t>ISO/IEC 25010 – Software Product Quality Model (covers functionality, reliability, usability — relevant to GUI mini-projects)</w:t>
+            </w:r>
+            <w:r>
+              <w:rPr>
+                <w:rFonts w:ascii="Arial" w:hAnsi="Arial" w:cs="Arial"/>
+                <w:color w:val="000000"/>
+                <w:sz w:val="22"/>
+                <w:szCs w:val="22"/>
+              </w:rPr>
+              <w:br/>
+            </w:r>
+            <w:r>
+              <w:rPr>
+                <w:rFonts w:ascii="Arial" w:hAnsi="Arial" w:cs="Arial"/>
+                <w:color w:val="000000"/>
+                <w:sz w:val="22"/>
+                <w:szCs w:val="22"/>
+              </w:rPr>
+              <w:br/>
+              <w:t>IEEE 829 – Standard for Software Test Documentation (relevant to the test-case/debugging outcomes)</w:t>
+            </w:r>
+            <w:r>
+              <w:rPr>
+                <w:rFonts w:ascii="Arial" w:hAnsi="Arial" w:cs="Arial"/>
+                <w:color w:val="000000"/>
+                <w:sz w:val="22"/>
+                <w:szCs w:val="22"/>
+              </w:rPr>
+              <w:br/>
+            </w:r>
+            <w:r>
+              <w:rPr>
+                <w:rFonts w:ascii="Arial" w:hAnsi="Arial" w:cs="Arial"/>
+                <w:color w:val="000000"/>
+                <w:sz w:val="22"/>
+                <w:szCs w:val="22"/>
+              </w:rPr>
+              <w:br/>
+              <w:t>ISO/IEC/IEEE 12207 – Software Life Cycle Processes (relevant to structured development approach)</w:t>
+            </w:r>
+          </w:p>
+          <w:p>
+            <w:pPr>
+              <w:rPr>
+                <w:rFonts w:ascii="Tahoma" w:eastAsia="Tahoma" w:hAnsi="Tahoma" w:cs="Tahoma"/>
+                <w:sz w:val="22"/>
+                <w:szCs w:val="22"/>
+              </w:rPr>
+            </w:pPr>
           </w:p>
         </w:tc>
       </w:tr>
@@ -1449,13 +1598,105 @@
           </w:p>
           <w:p>
             <w:pPr>
+              <w:jc w:val="both"/>
+              <w:rPr>
+                <w:rFonts w:ascii="Arial" w:hAnsi="Arial" w:cs="Arial"/>
+                <w:color w:val="000000"/>
+                <w:sz w:val="22"/>
+                <w:szCs w:val="22"/>
+              </w:rPr>
+            </w:pPr>
+            <w:r>
+              <w:rPr>
+                <w:rFonts w:ascii="Arial" w:hAnsi="Arial" w:cs="Arial"/>
+                <w:color w:val="000000"/>
+                <w:sz w:val="22"/>
+                <w:szCs w:val="22"/>
+              </w:rPr>
+              <w:t>1. Develop Python-based computational solutions for defined requirements by selecting suitable data representations, program logic, and input-output operations.</w:t>
+            </w:r>
+            <w:r>
+              <w:rPr>
+                <w:rFonts w:ascii="Arial" w:hAnsi="Arial" w:cs="Arial"/>
+                <w:color w:val="000000"/>
+                <w:sz w:val="22"/>
+                <w:szCs w:val="22"/>
+              </w:rPr>
+              <w:br/>
+            </w:r>
+            <w:r>
+              <w:rPr>
+                <w:rFonts w:ascii="Arial" w:hAnsi="Arial" w:cs="Arial"/>
+                <w:color w:val="000000"/>
+                <w:sz w:val="22"/>
+                <w:szCs w:val="22"/>
+              </w:rPr>
+              <w:br/>
+              <w:t>2. Implement structured program logic for validation, classification, calculation, and repeated processing using conditional and iterative constructs.</w:t>
+            </w:r>
+            <w:r>
+              <w:rPr>
+                <w:rFonts w:ascii="Arial" w:hAnsi="Arial" w:cs="Arial"/>
+                <w:color w:val="000000"/>
+                <w:sz w:val="22"/>
+                <w:szCs w:val="22"/>
+              </w:rPr>
+              <w:br/>
+            </w:r>
+            <w:r>
+              <w:rPr>
+                <w:rFonts w:ascii="Arial" w:hAnsi="Arial" w:cs="Arial"/>
+                <w:color w:val="000000"/>
+                <w:sz w:val="22"/>
+                <w:szCs w:val="22"/>
+              </w:rPr>
+              <w:br/>
+              <w:t>3. Construct data-processing solutions by organising, transforming, and retrieving textual and structured data using appropriate Python collection types.</w:t>
+            </w:r>
+            <w:r>
+              <w:rPr>
+                <w:rFonts w:ascii="Arial" w:hAnsi="Arial" w:cs="Arial"/>
+                <w:color w:val="000000"/>
+                <w:sz w:val="22"/>
+                <w:szCs w:val="22"/>
+              </w:rPr>
+              <w:br/>
+            </w:r>
+            <w:r>
+              <w:rPr>
+                <w:rFonts w:ascii="Arial" w:hAnsi="Arial" w:cs="Arial"/>
+                <w:color w:val="000000"/>
+                <w:sz w:val="22"/>
+                <w:szCs w:val="22"/>
+              </w:rPr>
+              <w:br/>
+              <w:t>4. Develop reusable Python application components using functions, functional expressions, modules, and object-oriented constructs for defined software requirements.</w:t>
+            </w:r>
+            <w:r>
+              <w:rPr>
+                <w:rFonts w:ascii="Arial" w:hAnsi="Arial" w:cs="Arial"/>
+                <w:color w:val="000000"/>
+                <w:sz w:val="22"/>
+                <w:szCs w:val="22"/>
+              </w:rPr>
+              <w:br/>
+            </w:r>
+            <w:r>
+              <w:rPr>
+                <w:rFonts w:ascii="Arial" w:hAnsi="Arial" w:cs="Arial"/>
+                <w:color w:val="000000"/>
+                <w:sz w:val="22"/>
+                <w:szCs w:val="22"/>
+              </w:rPr>
+              <w:br/>
+              <w:t>5. Create and refine basic desktop applications by integrating graphical interfaces, external data access, introductory concurrency, testing, debugging, and AI-assisted development practices.</w:t>
+            </w:r>
+          </w:p>
+          <w:p>
+            <w:pPr>
               <w:pStyle w:val="ListParagraph"/>
-              <w:numPr>
-                <w:ilvl w:val="0"/>
-                <w:numId w:val="17"/>
-              </w:numPr>
               <w:spacing w:before="68" w:after="68"/>
-              <w:ind w:left="594" w:hanging="420"/>
+              <w:ind w:left="594"/>
               <w:jc w:val="both"/>
               <w:rPr>
                 <w:rFonts w:ascii="Tahoma" w:eastAsia="Tahoma" w:hAnsi="Tahoma" w:cs="Tahoma"/>
@@ -1463,165 +1704,6 @@
                 <w:szCs w:val="22"/>
               </w:rPr>
             </w:pPr>
-            <w:r>
-              <w:rPr>
-                <w:rFonts w:ascii="Tahoma" w:eastAsia="Tahoma" w:hAnsi="Tahoma" w:cs="Tahoma"/>
-                <w:sz w:val="22"/>
-                <w:szCs w:val="22"/>
-              </w:rPr>
-              <w:t>Develop Python programs that accept user inputs, process numeric and textual data, and generate correct outputs for defined computational requirements.</w:t>
-            </w:r>
-          </w:p>
-          <w:p>
-            <w:pPr>
-              <w:pStyle w:val="ListParagraph"/>
-              <w:numPr>
-                <w:ilvl w:val="0"/>
-                <w:numId w:val="17"/>
-              </w:numPr>
-              <w:spacing w:before="68" w:after="68"/>
-              <w:ind w:left="594" w:hanging="420"/>
-              <w:jc w:val="both"/>
-              <w:rPr>
-                <w:rFonts w:ascii="Tahoma" w:eastAsia="Tahoma" w:hAnsi="Tahoma" w:cs="Tahoma"/>
-                <w:sz w:val="22"/>
-                <w:szCs w:val="22"/>
-              </w:rPr>
-            </w:pPr>
-            <w:r>
-              <w:rPr>
-                <w:rFonts w:ascii="Tahoma" w:eastAsia="Tahoma" w:hAnsi="Tahoma" w:cs="Tahoma"/>
-                <w:sz w:val="22"/>
-                <w:szCs w:val="22"/>
-              </w:rPr>
-              <w:t>Implement conditional and iterative logic to control program execution for validation, classification, calculation, and repeated processing tasks.</w:t>
-            </w:r>
-          </w:p>
-          <w:p>
-            <w:pPr>
-              <w:pStyle w:val="ListParagraph"/>
-              <w:numPr>
-                <w:ilvl w:val="0"/>
-                <w:numId w:val="17"/>
-              </w:numPr>
-              <w:spacing w:before="68" w:after="68"/>
-              <w:ind w:left="594" w:hanging="420"/>
-              <w:jc w:val="both"/>
-              <w:rPr>
-                <w:rFonts w:ascii="Tahoma" w:eastAsia="Tahoma" w:hAnsi="Tahoma" w:cs="Tahoma"/>
-                <w:sz w:val="22"/>
-                <w:szCs w:val="22"/>
-              </w:rPr>
-            </w:pPr>
-            <w:r>
-              <w:rPr>
-                <w:rFonts w:ascii="Tahoma" w:eastAsia="Tahoma" w:hAnsi="Tahoma" w:cs="Tahoma"/>
-                <w:sz w:val="22"/>
-                <w:szCs w:val="22"/>
-              </w:rPr>
-              <w:t>Manipulate strings, lists, tuples, sets, and dictionaries to store, retrieve, transform, and process application data.</w:t>
-            </w:r>
-          </w:p>
-          <w:p>
-            <w:pPr>
-              <w:pStyle w:val="ListParagraph"/>
-              <w:numPr>
-                <w:ilvl w:val="0"/>
-                <w:numId w:val="17"/>
-              </w:numPr>
-              <w:spacing w:before="68" w:after="68"/>
-              <w:ind w:left="594" w:hanging="420"/>
-              <w:jc w:val="both"/>
-              <w:rPr>
-                <w:rFonts w:ascii="Tahoma" w:eastAsia="Tahoma" w:hAnsi="Tahoma" w:cs="Tahoma"/>
-                <w:sz w:val="22"/>
-                <w:szCs w:val="22"/>
-              </w:rPr>
-            </w:pPr>
-            <w:r>
-              <w:rPr>
-                <w:rFonts w:ascii="Tahoma" w:eastAsia="Tahoma" w:hAnsi="Tahoma" w:cs="Tahoma"/>
-                <w:sz w:val="22"/>
-                <w:szCs w:val="22"/>
-              </w:rPr>
-              <w:t>Create modular Python solutions using user-defined functions, arguments, lambda expressions, and relevant modules for reusable program components.</w:t>
-            </w:r>
-          </w:p>
-          <w:p>
-            <w:pPr>
-              <w:pStyle w:val="ListParagraph"/>
-              <w:numPr>
-                <w:ilvl w:val="0"/>
-                <w:numId w:val="17"/>
-              </w:numPr>
-              <w:spacing w:before="68" w:after="68"/>
-              <w:ind w:left="594" w:hanging="420"/>
-              <w:jc w:val="both"/>
-              <w:rPr>
-                <w:rFonts w:ascii="Tahoma" w:eastAsia="Tahoma" w:hAnsi="Tahoma" w:cs="Tahoma"/>
-                <w:sz w:val="22"/>
-                <w:szCs w:val="22"/>
-              </w:rPr>
-            </w:pPr>
-            <w:r>
-              <w:rPr>
-                <w:rFonts w:ascii="Tahoma" w:eastAsia="Tahoma" w:hAnsi="Tahoma" w:cs="Tahoma"/>
-                <w:sz w:val="22"/>
-                <w:szCs w:val="22"/>
-              </w:rPr>
-              <w:t>Diagnose syntax, runtime, logical, and input-handling errors; create test cases; and refine Python programs for correct execution.</w:t>
-            </w:r>
-          </w:p>
-          <w:p>
-            <w:pPr>
-              <w:pStyle w:val="ListParagraph"/>
-              <w:numPr>
-                <w:ilvl w:val="0"/>
-                <w:numId w:val="17"/>
-              </w:numPr>
-              <w:spacing w:before="68" w:after="68"/>
-              <w:ind w:left="594" w:hanging="420"/>
-              <w:jc w:val="both"/>
-              <w:rPr>
-                <w:rFonts w:ascii="Tahoma" w:eastAsia="Tahoma" w:hAnsi="Tahoma" w:cs="Tahoma"/>
-                <w:sz w:val="22"/>
-                <w:szCs w:val="22"/>
-              </w:rPr>
-            </w:pPr>
-            <w:r>
-              <w:rPr>
-                <w:rFonts w:ascii="Tahoma" w:eastAsia="Tahoma" w:hAnsi="Tahoma" w:cs="Tahoma"/>
-                <w:sz w:val="22"/>
-                <w:szCs w:val="22"/>
-              </w:rPr>
-              <w:t>Develop basic desktop applications using Tkinter and object-oriented design, incorporating APIs or introductory concurrency features where required in mini projects.</w:t>
-            </w:r>
-          </w:p>
-          <w:p>
-            <w:pPr>
-              <w:pStyle w:val="ListParagraph"/>
-              <w:numPr>
-                <w:ilvl w:val="0"/>
-                <w:numId w:val="17"/>
-              </w:numPr>
-              <w:spacing w:before="68" w:after="68"/>
-              <w:ind w:left="594" w:hanging="420"/>
-              <w:jc w:val="both"/>
-              <w:rPr>
-                <w:rFonts w:ascii="Tahoma" w:eastAsia="Tahoma" w:hAnsi="Tahoma" w:cs="Tahoma"/>
-                <w:sz w:val="22"/>
-                <w:szCs w:val="22"/>
-              </w:rPr>
-            </w:pPr>
-            <w:r>
-              <w:rPr>
-                <w:rFonts w:ascii="Tahoma" w:hAnsi="Tahoma" w:cs="Tahoma"/>
-                <w:color w:val="000000"/>
-                <w:sz w:val="22"/>
-                <w:szCs w:val="22"/>
-              </w:rPr>
-              <w:t>Use Vibe Coding (AI-assisted development) to generate, refine, test, and debug Python code effectively</w:t>
-            </w:r>
           </w:p>
         </w:tc>
       </w:tr>
@@ -1698,6 +1780,26 @@
           </w:tcPr>
           <w:p>
             <w:pPr>
+              <w:jc w:val="both"/>
+              <w:rPr>
+                <w:rFonts w:ascii="Arial" w:hAnsi="Arial" w:cs="Arial"/>
+                <w:color w:val="000000"/>
+                <w:sz w:val="22"/>
+                <w:szCs w:val="22"/>
+              </w:rPr>
+            </w:pPr>
+            <w:r>
+              <w:rPr>
+                <w:rFonts w:ascii="Arial" w:hAnsi="Arial" w:cs="Arial"/>
+                <w:color w:val="000000"/>
+                <w:sz w:val="22"/>
+                <w:szCs w:val="22"/>
+              </w:rPr>
+              <w:t>IT Software Solutions for Business</w:t>
+            </w:r>
+          </w:p>
+          <w:p>
+            <w:pPr>
               <w:pBdr>
                 <w:top w:val="nil"/>
                 <w:left w:val="nil"/>
@@ -1714,15 +1816,6 @@
                 <w:szCs w:val="22"/>
               </w:rPr>
             </w:pPr>
-            <w:r>
-              <w:rPr>
-                <w:rFonts w:ascii="Tahoma" w:eastAsia="Tahoma" w:hAnsi="Tahoma" w:cs="Tahoma"/>
-                <w:color w:val="000000"/>
-                <w:sz w:val="22"/>
-                <w:szCs w:val="22"/>
-              </w:rPr>
-              <w:t>Prerequisite for Web Technologies</w:t>
-            </w:r>
           </w:p>
         </w:tc>
       </w:tr>
@@ -1794,151 +1887,129 @@
           </w:p>
           <w:p>
             <w:pPr>
-              <w:pStyle w:val="NormalWeb"/>
-              <w:ind w:left="169"/>
-              <w:rPr>
-                <w:rFonts w:ascii="Tahoma" w:eastAsia="Tahoma" w:hAnsi="Tahoma" w:cs="Tahoma"/>
-                <w:sz w:val="22"/>
-                <w:szCs w:val="22"/>
-              </w:rPr>
-            </w:pPr>
-            <w:r>
-              <w:rPr>
-                <w:rFonts w:ascii="Tahoma" w:eastAsia="Tahoma" w:hAnsi="Tahoma" w:cs="Tahoma"/>
-                <w:sz w:val="22"/>
-                <w:szCs w:val="22"/>
-              </w:rPr>
-              <w:t>CO1:</w:t>
-            </w:r>
-            <w:r>
-              <w:rPr>
-                <w:rFonts w:ascii="Tahoma" w:eastAsia="Tahoma" w:hAnsi="Tahoma" w:cs="Tahoma"/>
-                <w:sz w:val="22"/>
-                <w:szCs w:val="22"/>
-              </w:rPr>
-              <w:tab/>
-              <w:t>Develop Python programs to solve structured computational problems using appropriate variables, data types, expressions, and input-output operations.</w:t>
-            </w:r>
-          </w:p>
-          <w:p>
-            <w:pPr>
-              <w:pStyle w:val="NormalWeb"/>
-              <w:ind w:left="169"/>
-              <w:rPr>
-                <w:rFonts w:ascii="Tahoma" w:eastAsia="Tahoma" w:hAnsi="Tahoma" w:cs="Tahoma"/>
-                <w:sz w:val="22"/>
-                <w:szCs w:val="22"/>
-              </w:rPr>
-            </w:pPr>
-            <w:r>
-              <w:rPr>
-                <w:rFonts w:ascii="Tahoma" w:eastAsia="Tahoma" w:hAnsi="Tahoma" w:cs="Tahoma"/>
-                <w:sz w:val="22"/>
-                <w:szCs w:val="22"/>
-              </w:rPr>
-              <w:t>CO2:</w:t>
-            </w:r>
-            <w:r>
-              <w:rPr>
-                <w:rFonts w:ascii="Tahoma" w:eastAsia="Tahoma" w:hAnsi="Tahoma" w:cs="Tahoma"/>
-                <w:sz w:val="22"/>
-                <w:szCs w:val="22"/>
-              </w:rPr>
-              <w:tab/>
-              <w:t>Construct Python solutions that use decision-making and looping constructs to address defined logical and repetitive problem situations.</w:t>
-            </w:r>
-          </w:p>
-          <w:p>
-            <w:pPr>
-              <w:pStyle w:val="NormalWeb"/>
-              <w:ind w:left="169"/>
-              <w:rPr>
-                <w:rFonts w:ascii="Tahoma" w:eastAsia="Tahoma" w:hAnsi="Tahoma" w:cs="Tahoma"/>
-                <w:sz w:val="22"/>
-                <w:szCs w:val="22"/>
-              </w:rPr>
-            </w:pPr>
-            <w:r>
-              <w:rPr>
-                <w:rFonts w:ascii="Tahoma" w:eastAsia="Tahoma" w:hAnsi="Tahoma" w:cs="Tahoma"/>
-                <w:sz w:val="22"/>
-                <w:szCs w:val="22"/>
-              </w:rPr>
-              <w:t>CO3:</w:t>
-            </w:r>
-            <w:r>
-              <w:rPr>
-                <w:rFonts w:ascii="Tahoma" w:eastAsia="Tahoma" w:hAnsi="Tahoma" w:cs="Tahoma"/>
-                <w:sz w:val="22"/>
-                <w:szCs w:val="22"/>
-              </w:rPr>
-              <w:tab/>
-              <w:t>Create and evaluate p</w:t>
-            </w:r>
-            <w:r>
-              <w:rPr>
-                <w:rFonts w:ascii="Tahoma" w:eastAsia="Tahoma" w:hAnsi="Tahoma" w:cs="Tahoma"/>
-                <w:sz w:val="22"/>
-                <w:szCs w:val="22"/>
-              </w:rPr>
-              <w:t>ython programs that organise and process data using collections and string-manipulation operations.</w:t>
-            </w:r>
-          </w:p>
-          <w:p>
-            <w:pPr>
-              <w:pStyle w:val="NormalWeb"/>
-              <w:ind w:left="169"/>
-              <w:rPr>
-                <w:rFonts w:ascii="Tahoma" w:eastAsia="Tahoma" w:hAnsi="Tahoma" w:cs="Tahoma"/>
-                <w:sz w:val="22"/>
-                <w:szCs w:val="22"/>
-              </w:rPr>
-            </w:pPr>
-            <w:r>
-              <w:rPr>
-                <w:rFonts w:ascii="Tahoma" w:eastAsia="Tahoma" w:hAnsi="Tahoma" w:cs="Tahoma"/>
-                <w:sz w:val="22"/>
-                <w:szCs w:val="22"/>
-              </w:rPr>
-              <w:t>CO4:</w:t>
-            </w:r>
-            <w:r>
-              <w:rPr>
-                <w:rFonts w:ascii="Tahoma" w:eastAsia="Tahoma" w:hAnsi="Tahoma" w:cs="Tahoma"/>
-                <w:sz w:val="22"/>
-                <w:szCs w:val="22"/>
-              </w:rPr>
-              <w:tab/>
-              <w:t>Design modular Python programs by applying functions, functional expressions, and modules to improve solution structure and reusability.</w:t>
-            </w:r>
-          </w:p>
-          <w:p>
-            <w:pPr>
-              <w:pStyle w:val="NormalWeb"/>
-              <w:ind w:left="169"/>
-              <w:rPr>
-                <w:rFonts w:ascii="Tahoma" w:eastAsia="Tahoma" w:hAnsi="Tahoma" w:cs="Tahoma"/>
-                <w:sz w:val="22"/>
-                <w:szCs w:val="22"/>
-              </w:rPr>
-            </w:pPr>
-            <w:r>
-              <w:rPr>
-                <w:rFonts w:ascii="Tahoma" w:eastAsia="Tahoma" w:hAnsi="Tahoma" w:cs="Tahoma"/>
+              <w:spacing w:line="360" w:lineRule="auto"/>
+              <w:jc w:val="both"/>
+              <w:rPr>
+                <w:rFonts w:ascii="Tahoma" w:eastAsia="Tahoma" w:hAnsi="Tahoma" w:cs="Tahoma"/>
+                <w:sz w:val="22"/>
+                <w:szCs w:val="22"/>
+              </w:rPr>
+            </w:pPr>
+          </w:p>
+          <w:p>
+            <w:pPr>
+              <w:rPr>
+                <w:rFonts w:ascii="Arial" w:hAnsi="Arial" w:cs="Arial"/>
+                <w:color w:val="000000"/>
+                <w:sz w:val="22"/>
+                <w:szCs w:val="22"/>
+              </w:rPr>
+            </w:pPr>
+            <w:r>
+              <w:rPr>
+                <w:rFonts w:ascii="Arial" w:hAnsi="Arial" w:cs="Arial"/>
+                <w:color w:val="000000"/>
                 <w:sz w:val="22"/>
                 <w:szCs w:val="22"/>
               </w:rPr>
               <w:lastRenderedPageBreak/>
-              <w:t>CO5:</w:t>
-            </w:r>
-            <w:r>
-              <w:rPr>
-                <w:rFonts w:ascii="Tahoma" w:eastAsia="Tahoma" w:hAnsi="Tahoma" w:cs="Tahoma"/>
-                <w:sz w:val="22"/>
-                <w:szCs w:val="22"/>
-              </w:rPr>
-              <w:tab/>
-              <w:t>Test, debug, and improve Python programs through systematic identification of errors and validation of expected program behaviour.</w:t>
+              <w:t>CO1: Develop Python programs for structured computational problems using variables, data types, expressions, type conversion, and input-output operations.</w:t>
+            </w:r>
+            <w:r>
+              <w:rPr>
+                <w:rFonts w:ascii="Arial" w:hAnsi="Arial" w:cs="Arial"/>
+                <w:color w:val="000000"/>
+                <w:sz w:val="22"/>
+                <w:szCs w:val="22"/>
+              </w:rPr>
+              <w:br/>
+            </w:r>
+            <w:r>
+              <w:rPr>
+                <w:rFonts w:ascii="Arial" w:hAnsi="Arial" w:cs="Arial"/>
+                <w:color w:val="000000"/>
+                <w:sz w:val="22"/>
+                <w:szCs w:val="22"/>
+              </w:rPr>
+              <w:br/>
+              <w:t>CO2: Construct Python solutions using conditional statements, iterative constructs, and loop-control statements for defined logical and repetitive-processing tasks.</w:t>
+            </w:r>
+            <w:r>
+              <w:rPr>
+                <w:rFonts w:ascii="Arial" w:hAnsi="Arial" w:cs="Arial"/>
+                <w:color w:val="000000"/>
+                <w:sz w:val="22"/>
+                <w:szCs w:val="22"/>
+              </w:rPr>
+              <w:br/>
+            </w:r>
+            <w:r>
+              <w:rPr>
+                <w:rFonts w:ascii="Arial" w:hAnsi="Arial" w:cs="Arial"/>
+                <w:color w:val="000000"/>
+                <w:sz w:val="22"/>
+                <w:szCs w:val="22"/>
+              </w:rPr>
+              <w:br/>
+              <w:t>CO3: Create Python programs that manipulate strings, lists, tuples, sets, and dictionaries to store, retrieve, transform, and process application data.</w:t>
+            </w:r>
+            <w:r>
+              <w:rPr>
+                <w:rFonts w:ascii="Arial" w:hAnsi="Arial" w:cs="Arial"/>
+                <w:color w:val="000000"/>
+                <w:sz w:val="22"/>
+                <w:szCs w:val="22"/>
+              </w:rPr>
+              <w:br/>
+            </w:r>
+            <w:r>
+              <w:rPr>
+                <w:rFonts w:ascii="Arial" w:hAnsi="Arial" w:cs="Arial"/>
+                <w:color w:val="000000"/>
+                <w:sz w:val="22"/>
+                <w:szCs w:val="22"/>
+              </w:rPr>
+              <w:br/>
+              <w:t>CO4: Design modular Python programs using user-defined functions, recursion, lambda expressions, built-in functions, modules, classes, and objects.</w:t>
+            </w:r>
+            <w:r>
+              <w:rPr>
+                <w:rFonts w:ascii="Arial" w:hAnsi="Arial" w:cs="Arial"/>
+                <w:color w:val="000000"/>
+                <w:sz w:val="22"/>
+                <w:szCs w:val="22"/>
+              </w:rPr>
+              <w:br/>
+            </w:r>
+            <w:r>
+              <w:rPr>
+                <w:rFonts w:ascii="Arial" w:hAnsi="Arial" w:cs="Arial"/>
+                <w:color w:val="000000"/>
+                <w:sz w:val="22"/>
+                <w:szCs w:val="22"/>
+              </w:rPr>
+              <w:br/>
+              <w:t xml:space="preserve">CO5: Develop, test, debug, and refine </w:t>
+            </w:r>
+            <w:proofErr w:type="spellStart"/>
+            <w:r>
+              <w:rPr>
+                <w:rFonts w:ascii="Arial" w:hAnsi="Arial" w:cs="Arial"/>
+                <w:color w:val="000000"/>
+                <w:sz w:val="22"/>
+                <w:szCs w:val="22"/>
+              </w:rPr>
+              <w:t>Tkinter</w:t>
+            </w:r>
+            <w:proofErr w:type="spellEnd"/>
+            <w:r>
+              <w:rPr>
+                <w:rFonts w:ascii="Arial" w:hAnsi="Arial" w:cs="Arial"/>
+                <w:color w:val="000000"/>
+                <w:sz w:val="22"/>
+                <w:szCs w:val="22"/>
+              </w:rPr>
+              <w:t>-based desktop applications integrating event handling, external APIs, introductory concurrency, and validated AI-assisted code.</w:t>
             </w:r>
           </w:p>
           <w:p>
@@ -1952,23 +2023,6 @@
                 <w:szCs w:val="22"/>
               </w:rPr>
             </w:pPr>
-            <w:r>
-              <w:rPr>
-                <w:rFonts w:ascii="Tahoma" w:eastAsia="Tahoma" w:hAnsi="Tahoma" w:cs="Tahoma"/>
-                <w:sz w:val="22"/>
-                <w:szCs w:val="22"/>
-              </w:rPr>
-              <w:t>CO6:</w:t>
-            </w:r>
-            <w:r>
-              <w:rPr>
-                <w:rFonts w:ascii="Tahoma" w:eastAsia="Tahoma" w:hAnsi="Tahoma" w:cs="Tahoma"/>
-                <w:sz w:val="22"/>
-                <w:szCs w:val="22"/>
-              </w:rPr>
-              <w:tab/>
-              <w:t>Develop simple Python-based desktop applications by integrating graphical interfaces, object-oriented programming, external data access, and introductory concurrency concepts.</w:t>
-            </w:r>
           </w:p>
         </w:tc>
       </w:tr>
@@ -3254,6 +3308,14 @@
                     </w:rPr>
                     <w:t>2</w:t>
                   </w:r>
+                  <w:r>
+                    <w:rPr>
+                      <w:rFonts w:ascii="Tahoma" w:eastAsia="Tahoma" w:hAnsi="Tahoma" w:cs="Tahoma"/>
+                      <w:sz w:val="22"/>
+                      <w:szCs w:val="22"/>
+                    </w:rPr>
+                    <w:t xml:space="preserve"> </w:t>
+                  </w:r>
                 </w:p>
               </w:tc>
               <w:tc>
@@ -4335,7 +4397,6 @@
                 <w:sz w:val="22"/>
                 <w:szCs w:val="22"/>
               </w:rPr>
-              <w:lastRenderedPageBreak/>
               <w:t>K4- Understand how type conversion works between different data formats.</w:t>
             </w:r>
           </w:p>
@@ -4380,7 +4441,6 @@
                 <w:sz w:val="22"/>
                 <w:szCs w:val="22"/>
               </w:rPr>
-              <w:lastRenderedPageBreak/>
               <w:t>5</w:t>
             </w:r>
           </w:p>
@@ -5691,6 +5751,7 @@
                 <w:sz w:val="22"/>
                 <w:szCs w:val="22"/>
               </w:rPr>
+              <w:lastRenderedPageBreak/>
               <w:t>A3- Analyze simple programming tasks to select and apply suitable built-in modules.</w:t>
             </w:r>
           </w:p>
@@ -5734,6 +5795,7 @@
                 <w:sz w:val="22"/>
                 <w:szCs w:val="22"/>
               </w:rPr>
+              <w:lastRenderedPageBreak/>
               <w:t>13</w:t>
             </w:r>
           </w:p>
@@ -5785,6 +5847,7 @@
                 <w:sz w:val="22"/>
                 <w:szCs w:val="22"/>
               </w:rPr>
+              <w:lastRenderedPageBreak/>
               <w:t>IV</w:t>
             </w:r>
           </w:p>
@@ -6319,7 +6382,6 @@
                 <w:sz w:val="22"/>
                 <w:szCs w:val="22"/>
               </w:rPr>
-              <w:lastRenderedPageBreak/>
               <w:t>V</w:t>
             </w:r>
           </w:p>
@@ -7330,6 +7392,7 @@
           <w:sz w:val="22"/>
           <w:szCs w:val="22"/>
         </w:rPr>
+        <w:lastRenderedPageBreak/>
         <w:t>d) Use break to end the loop once the correct guess is made.</w:t>
       </w:r>
     </w:p>
@@ -7556,7 +7619,6 @@
           <w:sz w:val="22"/>
           <w:szCs w:val="22"/>
         </w:rPr>
-        <w:lastRenderedPageBreak/>
         <w:t>e) Remove (Delete) a record from the list.</w:t>
       </w:r>
     </w:p>
@@ -8224,6 +8286,7 @@
           <w:sz w:val="22"/>
           <w:szCs w:val="22"/>
         </w:rPr>
+        <w:lastRenderedPageBreak/>
         <w:t>Identify why duplicate entries were added to the list.</w:t>
       </w:r>
     </w:p>
@@ -8389,7 +8452,6 @@
           <w:sz w:val="22"/>
           <w:szCs w:val="22"/>
         </w:rPr>
-        <w:lastRenderedPageBreak/>
         <w:t>Identify why the GUI freezes during the long-running task.</w:t>
       </w:r>
     </w:p>
@@ -9095,6 +9157,7 @@
           <w:sz w:val="22"/>
           <w:szCs w:val="22"/>
         </w:rPr>
+        <w:lastRenderedPageBreak/>
         <w:t>Q4. Building an Interactive Application</w:t>
       </w:r>
     </w:p>
@@ -10176,8 +10239,8 @@
                 <w:szCs w:val="22"/>
               </w:rPr>
             </w:pPr>
-            <w:bookmarkStart w:id="2" w:name="_heading=h.yog822nas4o8" w:colFirst="0" w:colLast="0"/>
-            <w:bookmarkEnd w:id="2"/>
+            <w:bookmarkStart w:id="1" w:name="_heading=h.yog822nas4o8" w:colFirst="0" w:colLast="0"/>
+            <w:bookmarkEnd w:id="1"/>
             <w:r>
               <w:rPr>
                 <w:sz w:val="22"/>
@@ -10217,8 +10280,8 @@
                 <w:szCs w:val="22"/>
               </w:rPr>
             </w:pPr>
-            <w:bookmarkStart w:id="3" w:name="_heading=h.ne8bv54bvfe2" w:colFirst="0" w:colLast="0"/>
-            <w:bookmarkEnd w:id="3"/>
+            <w:bookmarkStart w:id="2" w:name="_heading=h.ne8bv54bvfe2" w:colFirst="0" w:colLast="0"/>
+            <w:bookmarkEnd w:id="2"/>
             <w:r>
               <w:rPr>
                 <w:sz w:val="22"/>
@@ -10258,8 +10321,8 @@
                 <w:szCs w:val="22"/>
               </w:rPr>
             </w:pPr>
-            <w:bookmarkStart w:id="4" w:name="_heading=h.7fmiam6jvxur" w:colFirst="0" w:colLast="0"/>
-            <w:bookmarkEnd w:id="4"/>
+            <w:bookmarkStart w:id="3" w:name="_heading=h.7fmiam6jvxur" w:colFirst="0" w:colLast="0"/>
+            <w:bookmarkEnd w:id="3"/>
             <w:r>
               <w:rPr>
                 <w:sz w:val="22"/>
@@ -10299,8 +10362,8 @@
                 <w:szCs w:val="22"/>
               </w:rPr>
             </w:pPr>
-            <w:bookmarkStart w:id="5" w:name="_heading=h.wlsb3gut2g5l" w:colFirst="0" w:colLast="0"/>
-            <w:bookmarkEnd w:id="5"/>
+            <w:bookmarkStart w:id="4" w:name="_heading=h.wlsb3gut2g5l" w:colFirst="0" w:colLast="0"/>
+            <w:bookmarkEnd w:id="4"/>
             <w:r>
               <w:rPr>
                 <w:sz w:val="22"/>
@@ -10340,8 +10403,8 @@
                 <w:szCs w:val="22"/>
               </w:rPr>
             </w:pPr>
-            <w:bookmarkStart w:id="6" w:name="_heading=h.cwqvxaang7we" w:colFirst="0" w:colLast="0"/>
-            <w:bookmarkEnd w:id="6"/>
+            <w:bookmarkStart w:id="5" w:name="_heading=h.cwqvxaang7we" w:colFirst="0" w:colLast="0"/>
+            <w:bookmarkEnd w:id="5"/>
             <w:r>
               <w:rPr>
                 <w:sz w:val="22"/>
@@ -10387,8 +10450,8 @@
                 <w:szCs w:val="22"/>
               </w:rPr>
             </w:pPr>
-            <w:bookmarkStart w:id="7" w:name="_heading=h.4wsir6k8v9au" w:colFirst="0" w:colLast="0"/>
-            <w:bookmarkEnd w:id="7"/>
+            <w:bookmarkStart w:id="6" w:name="_heading=h.4wsir6k8v9au" w:colFirst="0" w:colLast="0"/>
+            <w:bookmarkEnd w:id="6"/>
             <w:r>
               <w:rPr>
                 <w:b w:val="0"/>
@@ -10598,8 +10661,8 @@
                 <w:szCs w:val="22"/>
               </w:rPr>
             </w:pPr>
-            <w:bookmarkStart w:id="8" w:name="_heading=h.g9b4hnn05cy6" w:colFirst="0" w:colLast="0"/>
-            <w:bookmarkEnd w:id="8"/>
+            <w:bookmarkStart w:id="7" w:name="_heading=h.g9b4hnn05cy6" w:colFirst="0" w:colLast="0"/>
+            <w:bookmarkEnd w:id="7"/>
             <w:r>
               <w:rPr>
                 <w:b w:val="0"/>
@@ -10635,8 +10698,8 @@
                 <w:szCs w:val="22"/>
               </w:rPr>
             </w:pPr>
-            <w:bookmarkStart w:id="9" w:name="_heading=h.31p37kavpynh" w:colFirst="0" w:colLast="0"/>
-            <w:bookmarkEnd w:id="9"/>
+            <w:bookmarkStart w:id="8" w:name="_heading=h.31p37kavpynh" w:colFirst="0" w:colLast="0"/>
+            <w:bookmarkEnd w:id="8"/>
             <w:r>
               <w:rPr>
                 <w:b w:val="0"/>
@@ -10877,8 +10940,8 @@
                 <w:szCs w:val="22"/>
               </w:rPr>
             </w:pPr>
-            <w:bookmarkStart w:id="10" w:name="_heading=h.dqzyyf9danz8" w:colFirst="0" w:colLast="0"/>
-            <w:bookmarkEnd w:id="10"/>
+            <w:bookmarkStart w:id="9" w:name="_heading=h.dqzyyf9danz8" w:colFirst="0" w:colLast="0"/>
+            <w:bookmarkEnd w:id="9"/>
             <w:r>
               <w:rPr>
                 <w:b w:val="0"/>
@@ -10914,8 +10977,8 @@
                 <w:szCs w:val="22"/>
               </w:rPr>
             </w:pPr>
-            <w:bookmarkStart w:id="11" w:name="_heading=h.ujlbmq3kfo5" w:colFirst="0" w:colLast="0"/>
-            <w:bookmarkEnd w:id="11"/>
+            <w:bookmarkStart w:id="10" w:name="_heading=h.ujlbmq3kfo5" w:colFirst="0" w:colLast="0"/>
+            <w:bookmarkEnd w:id="10"/>
             <w:r>
               <w:rPr>
                 <w:b w:val="0"/>
@@ -10935,7 +10998,19 @@
                   <w:szCs w:val="22"/>
                   <w:u w:val="single"/>
                 </w:rPr>
-                <w:t>Preview: Programming, Data Structures and Algorithms Using Python | SWAYAM</w:t>
+                <w:t xml:space="preserve">Preview: Programming, Data Structures and Algorithms </w:t>
+              </w:r>
+              <w:r>
+                <w:rPr>
+                  <w:b w:val="0"/>
+                  <w:bCs w:val="0"/>
+                  <w:color w:val="1155CC"/>
+                  <w:sz w:val="22"/>
+                  <w:szCs w:val="22"/>
+                  <w:u w:val="single"/>
+                </w:rPr>
+                <w:lastRenderedPageBreak/>
+                <w:t>Using Python | SWAYAM</w:t>
               </w:r>
             </w:hyperlink>
             <w:r>
@@ -10971,6 +11046,7 @@
           <w:sz w:val="22"/>
           <w:szCs w:val="22"/>
         </w:rPr>
+        <w:lastRenderedPageBreak/>
         <w:t xml:space="preserve"> </w:t>
       </w:r>
     </w:p>
@@ -11109,14 +11185,13 @@
                 <w:szCs w:val="22"/>
               </w:rPr>
             </w:pPr>
-            <w:bookmarkStart w:id="12" w:name="_heading=h.2dpx9h1numf6" w:colFirst="0" w:colLast="0"/>
-            <w:bookmarkEnd w:id="12"/>
-            <w:r>
-              <w:rPr>
-                <w:sz w:val="22"/>
-                <w:szCs w:val="22"/>
-              </w:rPr>
-              <w:lastRenderedPageBreak/>
+            <w:bookmarkStart w:id="11" w:name="_heading=h.2dpx9h1numf6" w:colFirst="0" w:colLast="0"/>
+            <w:bookmarkEnd w:id="11"/>
+            <w:r>
+              <w:rPr>
+                <w:sz w:val="22"/>
+                <w:szCs w:val="22"/>
+              </w:rPr>
               <w:t>Unit and Unit Name</w:t>
             </w:r>
           </w:p>
@@ -11151,8 +11226,8 @@
                 <w:szCs w:val="22"/>
               </w:rPr>
             </w:pPr>
-            <w:bookmarkStart w:id="13" w:name="_heading=h.d91wuoezegwu" w:colFirst="0" w:colLast="0"/>
-            <w:bookmarkEnd w:id="13"/>
+            <w:bookmarkStart w:id="12" w:name="_heading=h.d91wuoezegwu" w:colFirst="0" w:colLast="0"/>
+            <w:bookmarkEnd w:id="12"/>
             <w:r>
               <w:rPr>
                 <w:sz w:val="22"/>
@@ -11192,8 +11267,8 @@
                 <w:szCs w:val="22"/>
               </w:rPr>
             </w:pPr>
-            <w:bookmarkStart w:id="14" w:name="_heading=h.ab31uvyicf7y" w:colFirst="0" w:colLast="0"/>
-            <w:bookmarkEnd w:id="14"/>
+            <w:bookmarkStart w:id="13" w:name="_heading=h.ab31uvyicf7y" w:colFirst="0" w:colLast="0"/>
+            <w:bookmarkEnd w:id="13"/>
             <w:r>
               <w:rPr>
                 <w:sz w:val="22"/>
@@ -11233,8 +11308,8 @@
                 <w:szCs w:val="22"/>
               </w:rPr>
             </w:pPr>
-            <w:bookmarkStart w:id="15" w:name="_heading=h.l1o19pvdfs0w" w:colFirst="0" w:colLast="0"/>
-            <w:bookmarkEnd w:id="15"/>
+            <w:bookmarkStart w:id="14" w:name="_heading=h.l1o19pvdfs0w" w:colFirst="0" w:colLast="0"/>
+            <w:bookmarkEnd w:id="14"/>
             <w:r>
               <w:rPr>
                 <w:sz w:val="22"/>
@@ -11274,8 +11349,8 @@
                 <w:szCs w:val="22"/>
               </w:rPr>
             </w:pPr>
-            <w:bookmarkStart w:id="16" w:name="_heading=h.1iio9863y9s2" w:colFirst="0" w:colLast="0"/>
-            <w:bookmarkEnd w:id="16"/>
+            <w:bookmarkStart w:id="15" w:name="_heading=h.1iio9863y9s2" w:colFirst="0" w:colLast="0"/>
+            <w:bookmarkEnd w:id="15"/>
             <w:r>
               <w:rPr>
                 <w:sz w:val="22"/>
@@ -11322,8 +11397,8 @@
                 <w:szCs w:val="22"/>
               </w:rPr>
             </w:pPr>
-            <w:bookmarkStart w:id="17" w:name="_heading=h.n5cz737sjj8t" w:colFirst="0" w:colLast="0"/>
-            <w:bookmarkEnd w:id="17"/>
+            <w:bookmarkStart w:id="16" w:name="_heading=h.n5cz737sjj8t" w:colFirst="0" w:colLast="0"/>
+            <w:bookmarkEnd w:id="16"/>
             <w:r>
               <w:rPr>
                 <w:b w:val="0"/>
@@ -11550,8 +11625,8 @@
                 <w:szCs w:val="22"/>
               </w:rPr>
             </w:pPr>
-            <w:bookmarkStart w:id="18" w:name="_heading=h.n9vcp86uj0gz" w:colFirst="0" w:colLast="0"/>
-            <w:bookmarkEnd w:id="18"/>
+            <w:bookmarkStart w:id="17" w:name="_heading=h.n9vcp86uj0gz" w:colFirst="0" w:colLast="0"/>
+            <w:bookmarkEnd w:id="17"/>
             <w:r>
               <w:rPr>
                 <w:b w:val="0"/>
@@ -11573,8 +11648,8 @@
               </w:r>
             </w:hyperlink>
           </w:p>
-          <w:bookmarkStart w:id="19" w:name="_heading=h.xqijntflh8xx" w:colFirst="0" w:colLast="0"/>
-          <w:bookmarkEnd w:id="19"/>
+          <w:bookmarkStart w:id="18" w:name="_heading=h.xqijntflh8xx" w:colFirst="0" w:colLast="0"/>
+          <w:bookmarkEnd w:id="18"/>
           <w:p>
             <w:pPr>
               <w:pStyle w:val="Heading1"/>
@@ -11838,8 +11913,8 @@
                 <w:szCs w:val="22"/>
               </w:rPr>
             </w:pPr>
-            <w:bookmarkStart w:id="20" w:name="_heading=h.nkg1yeldz3r6" w:colFirst="0" w:colLast="0"/>
-            <w:bookmarkEnd w:id="20"/>
+            <w:bookmarkStart w:id="19" w:name="_heading=h.nkg1yeldz3r6" w:colFirst="0" w:colLast="0"/>
+            <w:bookmarkEnd w:id="19"/>
             <w:r>
               <w:rPr>
                 <w:b w:val="0"/>
@@ -12139,8 +12214,8 @@
                 <w:szCs w:val="22"/>
               </w:rPr>
             </w:pPr>
-            <w:bookmarkStart w:id="21" w:name="_heading=h.gan91rd7ci3y" w:colFirst="0" w:colLast="0"/>
-            <w:bookmarkEnd w:id="21"/>
+            <w:bookmarkStart w:id="20" w:name="_heading=h.gan91rd7ci3y" w:colFirst="0" w:colLast="0"/>
+            <w:bookmarkEnd w:id="20"/>
             <w:r>
               <w:rPr>
                 <w:b w:val="0"/>
@@ -12176,8 +12251,8 @@
                 <w:szCs w:val="22"/>
               </w:rPr>
             </w:pPr>
-            <w:bookmarkStart w:id="22" w:name="_heading=h.rs8wuku1t7ew" w:colFirst="0" w:colLast="0"/>
-            <w:bookmarkEnd w:id="22"/>
+            <w:bookmarkStart w:id="21" w:name="_heading=h.rs8wuku1t7ew" w:colFirst="0" w:colLast="0"/>
+            <w:bookmarkEnd w:id="21"/>
             <w:r>
               <w:rPr>
                 <w:b w:val="0"/>
@@ -12233,6 +12308,7 @@
           <w:sz w:val="22"/>
           <w:szCs w:val="22"/>
         </w:rPr>
+        <w:lastRenderedPageBreak/>
         <w:t xml:space="preserve"> </w:t>
       </w:r>
     </w:p>
@@ -12318,7 +12394,6 @@
           <w:sz w:val="22"/>
           <w:szCs w:val="22"/>
         </w:rPr>
-        <w:lastRenderedPageBreak/>
         <w:t xml:space="preserve"> </w:t>
       </w:r>
     </w:p>
@@ -12379,8 +12454,8 @@
                 <w:szCs w:val="22"/>
               </w:rPr>
             </w:pPr>
-            <w:bookmarkStart w:id="23" w:name="_heading=h.28hi2a9zcq9c" w:colFirst="0" w:colLast="0"/>
-            <w:bookmarkEnd w:id="23"/>
+            <w:bookmarkStart w:id="22" w:name="_heading=h.28hi2a9zcq9c" w:colFirst="0" w:colLast="0"/>
+            <w:bookmarkEnd w:id="22"/>
             <w:r>
               <w:rPr>
                 <w:sz w:val="22"/>
@@ -12420,8 +12495,8 @@
                 <w:szCs w:val="22"/>
               </w:rPr>
             </w:pPr>
-            <w:bookmarkStart w:id="24" w:name="_heading=h.yh7hryrz4cs1" w:colFirst="0" w:colLast="0"/>
-            <w:bookmarkEnd w:id="24"/>
+            <w:bookmarkStart w:id="23" w:name="_heading=h.yh7hryrz4cs1" w:colFirst="0" w:colLast="0"/>
+            <w:bookmarkEnd w:id="23"/>
             <w:r>
               <w:rPr>
                 <w:sz w:val="22"/>
@@ -12461,8 +12536,8 @@
                 <w:szCs w:val="22"/>
               </w:rPr>
             </w:pPr>
-            <w:bookmarkStart w:id="25" w:name="_heading=h.djycj1lrjb5h" w:colFirst="0" w:colLast="0"/>
-            <w:bookmarkEnd w:id="25"/>
+            <w:bookmarkStart w:id="24" w:name="_heading=h.djycj1lrjb5h" w:colFirst="0" w:colLast="0"/>
+            <w:bookmarkEnd w:id="24"/>
             <w:r>
               <w:rPr>
                 <w:sz w:val="22"/>
@@ -12502,8 +12577,8 @@
                 <w:szCs w:val="22"/>
               </w:rPr>
             </w:pPr>
-            <w:bookmarkStart w:id="26" w:name="_heading=h.vijs5dr4cbzi" w:colFirst="0" w:colLast="0"/>
-            <w:bookmarkEnd w:id="26"/>
+            <w:bookmarkStart w:id="25" w:name="_heading=h.vijs5dr4cbzi" w:colFirst="0" w:colLast="0"/>
+            <w:bookmarkEnd w:id="25"/>
             <w:r>
               <w:rPr>
                 <w:sz w:val="22"/>
@@ -12543,8 +12618,8 @@
                 <w:szCs w:val="22"/>
               </w:rPr>
             </w:pPr>
-            <w:bookmarkStart w:id="27" w:name="_heading=h.rri2gyf0jenc" w:colFirst="0" w:colLast="0"/>
-            <w:bookmarkEnd w:id="27"/>
+            <w:bookmarkStart w:id="26" w:name="_heading=h.rri2gyf0jenc" w:colFirst="0" w:colLast="0"/>
+            <w:bookmarkEnd w:id="26"/>
             <w:r>
               <w:rPr>
                 <w:sz w:val="22"/>
@@ -12591,8 +12666,8 @@
                 <w:szCs w:val="22"/>
               </w:rPr>
             </w:pPr>
-            <w:bookmarkStart w:id="28" w:name="_heading=h.yjusn7a7cb3l" w:colFirst="0" w:colLast="0"/>
-            <w:bookmarkEnd w:id="28"/>
+            <w:bookmarkStart w:id="27" w:name="_heading=h.yjusn7a7cb3l" w:colFirst="0" w:colLast="0"/>
+            <w:bookmarkEnd w:id="27"/>
             <w:r>
               <w:rPr>
                 <w:b w:val="0"/>
@@ -12810,8 +12885,8 @@
                 <w:u w:val="single"/>
               </w:rPr>
             </w:pPr>
-            <w:bookmarkStart w:id="29" w:name="_heading=h.41vdacl61mw5" w:colFirst="0" w:colLast="0"/>
-            <w:bookmarkEnd w:id="29"/>
+            <w:bookmarkStart w:id="28" w:name="_heading=h.41vdacl61mw5" w:colFirst="0" w:colLast="0"/>
+            <w:bookmarkEnd w:id="28"/>
             <w:r>
               <w:rPr>
                 <w:b w:val="0"/>
@@ -13357,7 +13432,18 @@
                   <w:szCs w:val="22"/>
                   <w:u w:val="single"/>
                 </w:rPr>
-                <w:t>Preview: Programming, Data Structures and Algorithms Using Python | SWAYAM</w:t>
+                <w:t xml:space="preserve">Preview: Programming, Data </w:t>
+              </w:r>
+              <w:r>
+                <w:rPr>
+                  <w:rFonts w:ascii="Tahoma" w:eastAsia="Tahoma" w:hAnsi="Tahoma" w:cs="Tahoma"/>
+                  <w:color w:val="1155CC"/>
+                  <w:sz w:val="22"/>
+                  <w:szCs w:val="22"/>
+                  <w:u w:val="single"/>
+                </w:rPr>
+                <w:lastRenderedPageBreak/>
+                <w:t>Structures and Algorithms Using Python | SWAYAM</w:t>
               </w:r>
             </w:hyperlink>
             <w:r>
@@ -13742,14 +13828,13 @@
                 <w:szCs w:val="22"/>
               </w:rPr>
             </w:pPr>
-            <w:bookmarkStart w:id="30" w:name="_heading=h.4vlangksy1hy" w:colFirst="0" w:colLast="0"/>
-            <w:bookmarkEnd w:id="30"/>
-            <w:r>
-              <w:rPr>
-                <w:sz w:val="22"/>
-                <w:szCs w:val="22"/>
-              </w:rPr>
-              <w:lastRenderedPageBreak/>
+            <w:bookmarkStart w:id="29" w:name="_heading=h.4vlangksy1hy" w:colFirst="0" w:colLast="0"/>
+            <w:bookmarkEnd w:id="29"/>
+            <w:r>
+              <w:rPr>
+                <w:sz w:val="22"/>
+                <w:szCs w:val="22"/>
+              </w:rPr>
               <w:t>Unit and Unit Name</w:t>
             </w:r>
           </w:p>
@@ -13784,8 +13869,8 @@
                 <w:szCs w:val="22"/>
               </w:rPr>
             </w:pPr>
-            <w:bookmarkStart w:id="31" w:name="_heading=h.rxhvn719tws8" w:colFirst="0" w:colLast="0"/>
-            <w:bookmarkEnd w:id="31"/>
+            <w:bookmarkStart w:id="30" w:name="_heading=h.rxhvn719tws8" w:colFirst="0" w:colLast="0"/>
+            <w:bookmarkEnd w:id="30"/>
             <w:r>
               <w:rPr>
                 <w:sz w:val="22"/>
@@ -13825,8 +13910,8 @@
                 <w:szCs w:val="22"/>
               </w:rPr>
             </w:pPr>
-            <w:bookmarkStart w:id="32" w:name="_heading=h.jqfdbxymk3za" w:colFirst="0" w:colLast="0"/>
-            <w:bookmarkEnd w:id="32"/>
+            <w:bookmarkStart w:id="31" w:name="_heading=h.jqfdbxymk3za" w:colFirst="0" w:colLast="0"/>
+            <w:bookmarkEnd w:id="31"/>
             <w:r>
               <w:rPr>
                 <w:sz w:val="22"/>
@@ -13866,8 +13951,8 @@
                 <w:szCs w:val="22"/>
               </w:rPr>
             </w:pPr>
-            <w:bookmarkStart w:id="33" w:name="_heading=h.d9vt94cbj495" w:colFirst="0" w:colLast="0"/>
-            <w:bookmarkEnd w:id="33"/>
+            <w:bookmarkStart w:id="32" w:name="_heading=h.d9vt94cbj495" w:colFirst="0" w:colLast="0"/>
+            <w:bookmarkEnd w:id="32"/>
             <w:r>
               <w:rPr>
                 <w:sz w:val="22"/>
@@ -13907,8 +13992,8 @@
                 <w:szCs w:val="22"/>
               </w:rPr>
             </w:pPr>
-            <w:bookmarkStart w:id="34" w:name="_heading=h.fwqzvl8fwz25" w:colFirst="0" w:colLast="0"/>
-            <w:bookmarkEnd w:id="34"/>
+            <w:bookmarkStart w:id="33" w:name="_heading=h.fwqzvl8fwz25" w:colFirst="0" w:colLast="0"/>
+            <w:bookmarkEnd w:id="33"/>
             <w:r>
               <w:rPr>
                 <w:sz w:val="22"/>
@@ -13955,8 +14040,8 @@
                 <w:szCs w:val="22"/>
               </w:rPr>
             </w:pPr>
-            <w:bookmarkStart w:id="35" w:name="_heading=h.l7unw5a7p1ey" w:colFirst="0" w:colLast="0"/>
-            <w:bookmarkEnd w:id="35"/>
+            <w:bookmarkStart w:id="34" w:name="_heading=h.l7unw5a7p1ey" w:colFirst="0" w:colLast="0"/>
+            <w:bookmarkEnd w:id="34"/>
             <w:r>
               <w:rPr>
                 <w:b w:val="0"/>
@@ -14195,8 +14280,8 @@
                 <w:u w:val="single"/>
               </w:rPr>
             </w:pPr>
-            <w:bookmarkStart w:id="36" w:name="_heading=h.p7eir8lwj41h" w:colFirst="0" w:colLast="0"/>
-            <w:bookmarkEnd w:id="36"/>
+            <w:bookmarkStart w:id="35" w:name="_heading=h.p7eir8lwj41h" w:colFirst="0" w:colLast="0"/>
+            <w:bookmarkEnd w:id="35"/>
             <w:r>
               <w:rPr>
                 <w:b w:val="0"/>
@@ -14491,8 +14576,8 @@
                 <w:u w:val="single"/>
               </w:rPr>
             </w:pPr>
-            <w:bookmarkStart w:id="37" w:name="_heading=h.559n5ojye0sy" w:colFirst="0" w:colLast="0"/>
-            <w:bookmarkEnd w:id="37"/>
+            <w:bookmarkStart w:id="36" w:name="_heading=h.559n5ojye0sy" w:colFirst="0" w:colLast="0"/>
+            <w:bookmarkEnd w:id="36"/>
             <w:r>
               <w:rPr>
                 <w:b w:val="0"/>
@@ -14574,8 +14659,8 @@
                 <w:szCs w:val="22"/>
               </w:rPr>
             </w:pPr>
-            <w:bookmarkStart w:id="38" w:name="_heading=h.4vlangksy1hy_dup40" w:colFirst="0" w:colLast="0"/>
-            <w:bookmarkEnd w:id="38"/>
+            <w:bookmarkStart w:id="37" w:name="_heading=h.4vlangksy1hy_dup40" w:colFirst="0" w:colLast="0"/>
+            <w:bookmarkEnd w:id="37"/>
             <w:r>
               <w:rPr>
                 <w:sz w:val="22"/>
@@ -14615,8 +14700,8 @@
                 <w:szCs w:val="22"/>
               </w:rPr>
             </w:pPr>
-            <w:bookmarkStart w:id="39" w:name="_heading=h.rxhvn719tws8_dup41" w:colFirst="0" w:colLast="0"/>
-            <w:bookmarkEnd w:id="39"/>
+            <w:bookmarkStart w:id="38" w:name="_heading=h.rxhvn719tws8_dup41" w:colFirst="0" w:colLast="0"/>
+            <w:bookmarkEnd w:id="38"/>
             <w:r>
               <w:rPr>
                 <w:sz w:val="22"/>
@@ -14656,8 +14741,8 @@
                 <w:szCs w:val="22"/>
               </w:rPr>
             </w:pPr>
-            <w:bookmarkStart w:id="40" w:name="_heading=h.jqfdbxymk3za_dup42" w:colFirst="0" w:colLast="0"/>
-            <w:bookmarkEnd w:id="40"/>
+            <w:bookmarkStart w:id="39" w:name="_heading=h.jqfdbxymk3za_dup42" w:colFirst="0" w:colLast="0"/>
+            <w:bookmarkEnd w:id="39"/>
             <w:r>
               <w:rPr>
                 <w:sz w:val="22"/>
@@ -14697,8 +14782,8 @@
                 <w:szCs w:val="22"/>
               </w:rPr>
             </w:pPr>
-            <w:bookmarkStart w:id="41" w:name="_heading=h.d9vt94cbj495_dup43" w:colFirst="0" w:colLast="0"/>
-            <w:bookmarkEnd w:id="41"/>
+            <w:bookmarkStart w:id="40" w:name="_heading=h.d9vt94cbj495_dup43" w:colFirst="0" w:colLast="0"/>
+            <w:bookmarkEnd w:id="40"/>
             <w:r>
               <w:rPr>
                 <w:sz w:val="22"/>
@@ -14738,8 +14823,8 @@
                 <w:szCs w:val="22"/>
               </w:rPr>
             </w:pPr>
-            <w:bookmarkStart w:id="42" w:name="_heading=h.fwqzvl8fwz25_dup44" w:colFirst="0" w:colLast="0"/>
-            <w:bookmarkEnd w:id="42"/>
+            <w:bookmarkStart w:id="41" w:name="_heading=h.fwqzvl8fwz25_dup44" w:colFirst="0" w:colLast="0"/>
+            <w:bookmarkEnd w:id="41"/>
             <w:r>
               <w:rPr>
                 <w:sz w:val="22"/>
@@ -14786,8 +14871,8 @@
                 <w:szCs w:val="22"/>
               </w:rPr>
             </w:pPr>
-            <w:bookmarkStart w:id="43" w:name="_heading=h.l7unw5a7p1ey_dup45" w:colFirst="0" w:colLast="0"/>
-            <w:bookmarkEnd w:id="43"/>
+            <w:bookmarkStart w:id="42" w:name="_heading=h.l7unw5a7p1ey_dup45" w:colFirst="0" w:colLast="0"/>
+            <w:bookmarkEnd w:id="42"/>
             <w:r>
               <w:rPr>
                 <w:b w:val="0"/>
@@ -14795,6 +14880,7 @@
                 <w:sz w:val="22"/>
                 <w:szCs w:val="22"/>
               </w:rPr>
+              <w:lastRenderedPageBreak/>
               <w:t>V- GUI Development and Software Projects</w:t>
             </w:r>
           </w:p>
@@ -15026,8 +15112,8 @@
                 <w:u w:val="single"/>
               </w:rPr>
             </w:pPr>
-            <w:bookmarkStart w:id="44" w:name="_heading=h.p7eir8lwj41h_dup46" w:colFirst="0" w:colLast="0"/>
-            <w:bookmarkEnd w:id="44"/>
+            <w:bookmarkStart w:id="43" w:name="_heading=h.p7eir8lwj41h_dup46" w:colFirst="0" w:colLast="0"/>
+            <w:bookmarkEnd w:id="43"/>
             <w:r>
               <w:rPr>
                 <w:b w:val="0"/>
@@ -15190,16 +15276,7 @@
                 <w:sz w:val="22"/>
                 <w:szCs w:val="22"/>
               </w:rPr>
-              <w:t xml:space="preserve">Threading and multiprocessing basics; mini-projects: Login App GUI, Wallpaper Viewer, Calculator, and a News Application </w:t>
-            </w:r>
-            <w:r>
-              <w:rPr>
-                <w:rFonts w:ascii="Tahoma" w:eastAsia="Tahoma" w:hAnsi="Tahoma" w:cs="Tahoma"/>
-                <w:sz w:val="22"/>
-                <w:szCs w:val="22"/>
-              </w:rPr>
-              <w:lastRenderedPageBreak/>
-              <w:t>(Inshorts clone) using GUI, OOP, and APIs</w:t>
+              <w:t>Threading and multiprocessing basics; mini-projects: Login App GUI, Wallpaper Viewer, Calculator, and a News Application (Inshorts clone) using GUI, OOP, and APIs</w:t>
             </w:r>
           </w:p>
         </w:tc>
@@ -15236,7 +15313,6 @@
                 <w:sz w:val="22"/>
                 <w:szCs w:val="22"/>
               </w:rPr>
-              <w:lastRenderedPageBreak/>
               <w:t>B5: Ch. 10</w:t>
             </w:r>
           </w:p>
@@ -15332,8 +15408,8 @@
                 <w:u w:val="single"/>
               </w:rPr>
             </w:pPr>
-            <w:bookmarkStart w:id="45" w:name="_heading=h.559n5ojye0sy_dup47" w:colFirst="0" w:colLast="0"/>
-            <w:bookmarkEnd w:id="45"/>
+            <w:bookmarkStart w:id="44" w:name="_heading=h.559n5ojye0sy_dup47" w:colFirst="0" w:colLast="0"/>
+            <w:bookmarkEnd w:id="44"/>
             <w:r>
               <w:rPr>
                 <w:b w:val="0"/>
@@ -15364,19 +15440,7 @@
                   <w:szCs w:val="22"/>
                   <w:u w:val="single"/>
                 </w:rPr>
-                <w:t xml:space="preserve">Preview: Programming, Data Structures and Algorithms </w:t>
-              </w:r>
-              <w:r>
-                <w:rPr>
-                  <w:b w:val="0"/>
-                  <w:bCs w:val="0"/>
-                  <w:color w:val="1155CC"/>
-                  <w:sz w:val="22"/>
-                  <w:szCs w:val="22"/>
-                  <w:u w:val="single"/>
-                </w:rPr>
-                <w:lastRenderedPageBreak/>
-                <w:t>Using Python | SWAYAM</w:t>
+                <w:t>Preview: Programming, Data Structures and Algorithms Using Python | SWAYAM</w:t>
               </w:r>
             </w:hyperlink>
             <w:r>
@@ -15414,7 +15478,6 @@
           <w:sz w:val="22"/>
           <w:szCs w:val="22"/>
         </w:rPr>
-        <w:lastRenderedPageBreak/>
         <w:t xml:space="preserve"> </w:t>
       </w:r>
     </w:p>
@@ -15529,7 +15592,10 @@
           <w:u w:val="single"/>
         </w:rPr>
       </w:pPr>
-      <w:r>
+    </w:p>
+    <w:p>
+      <w:pPr>
+        <w:spacing w:before="200" w:after="120" w:line="360" w:lineRule="auto"/>
         <w:rPr>
           <w:rFonts w:ascii="Tahoma" w:eastAsia="Tahoma" w:hAnsi="Tahoma" w:cs="Tahoma"/>
           <w:b/>
@@ -15538,7 +15604,135 @@
           <w:szCs w:val="22"/>
           <w:u w:val="single"/>
         </w:rPr>
+      </w:pPr>
+    </w:p>
+    <w:p>
+      <w:pPr>
+        <w:spacing w:before="200" w:after="120" w:line="360" w:lineRule="auto"/>
+        <w:rPr>
+          <w:rFonts w:ascii="Tahoma" w:eastAsia="Tahoma" w:hAnsi="Tahoma" w:cs="Tahoma"/>
+          <w:b/>
+          <w:bCs/>
+          <w:sz w:val="22"/>
+          <w:szCs w:val="22"/>
+          <w:u w:val="single"/>
+        </w:rPr>
+      </w:pPr>
+    </w:p>
+    <w:p>
+      <w:pPr>
+        <w:spacing w:before="200" w:after="120" w:line="360" w:lineRule="auto"/>
+        <w:rPr>
+          <w:rFonts w:ascii="Tahoma" w:eastAsia="Tahoma" w:hAnsi="Tahoma" w:cs="Tahoma"/>
+          <w:b/>
+          <w:bCs/>
+          <w:sz w:val="22"/>
+          <w:szCs w:val="22"/>
+          <w:u w:val="single"/>
+        </w:rPr>
+      </w:pPr>
+    </w:p>
+    <w:p>
+      <w:pPr>
+        <w:spacing w:before="200" w:after="120" w:line="360" w:lineRule="auto"/>
+        <w:rPr>
+          <w:rFonts w:ascii="Tahoma" w:eastAsia="Tahoma" w:hAnsi="Tahoma" w:cs="Tahoma"/>
+          <w:b/>
+          <w:bCs/>
+          <w:sz w:val="22"/>
+          <w:szCs w:val="22"/>
+          <w:u w:val="single"/>
+        </w:rPr>
+      </w:pPr>
+    </w:p>
+    <w:p>
+      <w:pPr>
+        <w:spacing w:before="200" w:after="120" w:line="360" w:lineRule="auto"/>
+        <w:rPr>
+          <w:rFonts w:ascii="Tahoma" w:eastAsia="Tahoma" w:hAnsi="Tahoma" w:cs="Tahoma"/>
+          <w:b/>
+          <w:bCs/>
+          <w:sz w:val="22"/>
+          <w:szCs w:val="22"/>
+          <w:u w:val="single"/>
+        </w:rPr>
+      </w:pPr>
+    </w:p>
+    <w:p>
+      <w:pPr>
+        <w:spacing w:before="200" w:after="120" w:line="360" w:lineRule="auto"/>
+        <w:rPr>
+          <w:rFonts w:ascii="Tahoma" w:eastAsia="Tahoma" w:hAnsi="Tahoma" w:cs="Tahoma"/>
+          <w:b/>
+          <w:bCs/>
+          <w:sz w:val="22"/>
+          <w:szCs w:val="22"/>
+          <w:u w:val="single"/>
+        </w:rPr>
+      </w:pPr>
+    </w:p>
+    <w:p>
+      <w:pPr>
+        <w:spacing w:before="200" w:after="120" w:line="360" w:lineRule="auto"/>
+        <w:rPr>
+          <w:rFonts w:ascii="Tahoma" w:eastAsia="Tahoma" w:hAnsi="Tahoma" w:cs="Tahoma"/>
+          <w:b/>
+          <w:bCs/>
+          <w:sz w:val="22"/>
+          <w:szCs w:val="22"/>
+          <w:u w:val="single"/>
+        </w:rPr>
+      </w:pPr>
+      <w:r>
+        <w:rPr>
+          <w:rFonts w:ascii="Tahoma" w:eastAsia="Tahoma" w:hAnsi="Tahoma" w:cs="Tahoma"/>
+          <w:b/>
+          <w:bCs/>
+          <w:sz w:val="22"/>
+          <w:szCs w:val="22"/>
+          <w:u w:val="single"/>
+        </w:rPr>
         <w:t>Study Material-III: Unit-Content-Wise Activities</w:t>
+      </w:r>
+    </w:p>
+    <w:p>
+      <w:pPr>
+        <w:spacing w:before="200" w:after="120" w:line="360" w:lineRule="auto"/>
+        <w:rPr>
+          <w:rFonts w:ascii="Tahoma" w:eastAsia="Tahoma" w:hAnsi="Tahoma" w:cs="Tahoma"/>
+          <w:b/>
+          <w:bCs/>
+          <w:sz w:val="22"/>
+          <w:szCs w:val="22"/>
+          <w:u w:val="single"/>
+        </w:rPr>
+      </w:pPr>
+    </w:p>
+    <w:p>
+      <w:pPr>
+        <w:spacing w:before="200" w:after="120" w:line="360" w:lineRule="auto"/>
+        <w:jc w:val="center"/>
+        <w:rPr>
+          <w:rFonts w:ascii="Tahoma" w:eastAsia="Tahoma" w:hAnsi="Tahoma" w:cs="Tahoma"/>
+          <w:b/>
+          <w:bCs/>
+          <w:sz w:val="22"/>
+          <w:szCs w:val="22"/>
+          <w:u w:val="single"/>
+        </w:rPr>
+      </w:pPr>
+      <w:bookmarkStart w:id="45" w:name="_GoBack"/>
+      <w:bookmarkEnd w:id="45"/>
+      <w:r>
+        <w:rPr>
+          <w:rFonts w:ascii="Tahoma" w:eastAsia="Tahoma" w:hAnsi="Tahoma" w:cs="Tahoma"/>
+          <w:b/>
+          <w:bCs/>
+          <w:sz w:val="22"/>
+          <w:szCs w:val="22"/>
+          <w:u w:val="single"/>
+        </w:rPr>
+        <w:t>UNIT-I</w:t>
       </w:r>
     </w:p>
     <w:p>
@@ -15903,7 +16097,6 @@
           <w:sz w:val="22"/>
           <w:szCs w:val="22"/>
         </w:rPr>
-        <w:lastRenderedPageBreak/>
         <w:t>Perform string slicing and formatting operations on sample text data.</w:t>
       </w:r>
     </w:p>
@@ -16062,6 +16255,7 @@
           <w:sz w:val="22"/>
           <w:szCs w:val="22"/>
         </w:rPr>
+        <w:lastRenderedPageBreak/>
         <w:t>Practical Output:</w:t>
       </w:r>
       <w:r>
